--- a/博士论文完善计划 -2026-01-06.docx
+++ b/博士论文完善计划 -2026-01-06.docx
@@ -180,11 +180,6 @@
             <w:tcW w:w="2327" w:type="pct"/>
           </w:tcPr>
           <w:p>
-            <w:pPr>
-              <w:rPr>
-                <w:rFonts w:hint="eastAsia"/>
-              </w:rPr>
-            </w:pPr>
             <w:r>
               <w:rPr>
                 <w:rFonts w:hint="eastAsia"/>
@@ -205,11 +200,6 @@
             </w:r>
           </w:p>
           <w:p>
-            <w:pPr>
-              <w:rPr>
-                <w:rFonts w:hint="eastAsia"/>
-              </w:rPr>
-            </w:pPr>
             <w:r>
               <w:rPr>
                 <w:rFonts w:hint="eastAsia"/>
@@ -230,11 +220,6 @@
             </w:r>
           </w:p>
           <w:p>
-            <w:pPr>
-              <w:rPr>
-                <w:rFonts w:hint="eastAsia"/>
-              </w:rPr>
-            </w:pPr>
             <w:r>
               <w:rPr>
                 <w:rFonts w:hint="eastAsia"/>
@@ -255,11 +240,6 @@
             </w:r>
           </w:p>
           <w:p>
-            <w:pPr>
-              <w:rPr>
-                <w:rFonts w:hint="eastAsia"/>
-              </w:rPr>
-            </w:pPr>
             <w:r>
               <w:rPr>
                 <w:rFonts w:hint="eastAsia"/>
@@ -280,11 +260,6 @@
             </w:r>
           </w:p>
           <w:p>
-            <w:pPr>
-              <w:rPr>
-                <w:rFonts w:hint="eastAsia"/>
-              </w:rPr>
-            </w:pPr>
             <w:r>
               <w:rPr>
                 <w:rFonts w:hint="eastAsia"/>
@@ -305,11 +280,6 @@
             </w:r>
           </w:p>
           <w:p>
-            <w:pPr>
-              <w:rPr>
-                <w:rFonts w:hint="eastAsia"/>
-              </w:rPr>
-            </w:pPr>
             <w:r>
               <w:rPr>
                 <w:rFonts w:hint="eastAsia"/>
@@ -330,11 +300,6 @@
             </w:r>
           </w:p>
           <w:p>
-            <w:pPr>
-              <w:rPr>
-                <w:rFonts w:hint="eastAsia"/>
-              </w:rPr>
-            </w:pPr>
             <w:r>
               <w:rPr>
                 <w:rFonts w:hint="eastAsia"/>
@@ -355,11 +320,6 @@
             </w:r>
           </w:p>
           <w:p>
-            <w:pPr>
-              <w:rPr>
-                <w:rFonts w:hint="eastAsia"/>
-              </w:rPr>
-            </w:pPr>
             <w:r>
               <w:rPr>
                 <w:rFonts w:hint="eastAsia"/>
@@ -380,11 +340,6 @@
             </w:r>
           </w:p>
           <w:p>
-            <w:pPr>
-              <w:rPr>
-                <w:rFonts w:hint="eastAsia"/>
-              </w:rPr>
-            </w:pPr>
             <w:r>
               <w:rPr>
                 <w:rFonts w:hint="eastAsia"/>
@@ -463,11 +418,6 @@
             <w:tcW w:w="2327" w:type="pct"/>
           </w:tcPr>
           <w:p>
-            <w:pPr>
-              <w:rPr>
-                <w:rFonts w:hint="eastAsia"/>
-              </w:rPr>
-            </w:pPr>
             <w:r>
               <w:rPr>
                 <w:rFonts w:hint="eastAsia"/>
@@ -490,9 +440,6 @@
           <w:p>
             <w:pPr>
               <w:ind w:firstLineChars="100" w:firstLine="210"/>
-              <w:rPr>
-                <w:rFonts w:hint="eastAsia"/>
-              </w:rPr>
             </w:pPr>
             <w:r>
               <w:rPr>
@@ -516,9 +463,6 @@
           <w:p>
             <w:pPr>
               <w:ind w:firstLineChars="100" w:firstLine="210"/>
-              <w:rPr>
-                <w:rFonts w:hint="eastAsia"/>
-              </w:rPr>
             </w:pPr>
             <w:r>
               <w:rPr>
@@ -542,9 +486,6 @@
           <w:p>
             <w:pPr>
               <w:ind w:firstLineChars="100" w:firstLine="210"/>
-              <w:rPr>
-                <w:rFonts w:hint="eastAsia"/>
-              </w:rPr>
             </w:pPr>
             <w:r>
               <w:rPr>
@@ -568,9 +509,6 @@
           <w:p>
             <w:pPr>
               <w:ind w:firstLineChars="100" w:firstLine="210"/>
-              <w:rPr>
-                <w:rFonts w:hint="eastAsia"/>
-              </w:rPr>
             </w:pPr>
             <w:r>
               <w:rPr>
@@ -594,9 +532,6 @@
           <w:p>
             <w:pPr>
               <w:ind w:firstLineChars="100" w:firstLine="210"/>
-              <w:rPr>
-                <w:rFonts w:hint="eastAsia"/>
-              </w:rPr>
             </w:pPr>
             <w:r>
               <w:rPr>
@@ -620,9 +555,6 @@
           <w:p>
             <w:pPr>
               <w:ind w:firstLineChars="100" w:firstLine="210"/>
-              <w:rPr>
-                <w:rFonts w:hint="eastAsia"/>
-              </w:rPr>
             </w:pPr>
             <w:r>
               <w:rPr>
@@ -646,9 +578,6 @@
           <w:p>
             <w:pPr>
               <w:ind w:firstLineChars="100" w:firstLine="210"/>
-              <w:rPr>
-                <w:rFonts w:hint="eastAsia"/>
-              </w:rPr>
             </w:pPr>
             <w:r>
               <w:rPr>
@@ -672,9 +601,6 @@
           <w:p>
             <w:pPr>
               <w:ind w:firstLineChars="100" w:firstLine="210"/>
-              <w:rPr>
-                <w:rFonts w:hint="eastAsia"/>
-              </w:rPr>
             </w:pPr>
             <w:r>
               <w:rPr>
@@ -698,9 +624,6 @@
           <w:p>
             <w:pPr>
               <w:ind w:firstLineChars="100" w:firstLine="210"/>
-              <w:rPr>
-                <w:rFonts w:hint="eastAsia"/>
-              </w:rPr>
             </w:pPr>
             <w:r>
               <w:rPr>
@@ -756,9 +679,6 @@
             <w:pPr>
               <w:spacing w:line="360" w:lineRule="auto"/>
               <w:jc w:val="left"/>
-              <w:rPr>
-                <w:rFonts w:hint="eastAsia"/>
-              </w:rPr>
             </w:pPr>
             <w:r>
               <w:rPr>
@@ -787,310 +707,6 @@
                 <w:sz w:val="24"/>
                 <w:szCs w:val="28"/>
               </w:rPr>
-              <w:t>2026-1-30</w:t>
-            </w:r>
-          </w:p>
-        </w:tc>
-      </w:tr>
-      <w:tr>
-        <w:tc>
-          <w:tcPr>
-            <w:tcW w:w="2327" w:type="pct"/>
-          </w:tcPr>
-          <w:p>
-            <w:pPr>
-              <w:rPr>
-                <w:rFonts w:hint="eastAsia"/>
-              </w:rPr>
-            </w:pPr>
-          </w:p>
-        </w:tc>
-        <w:tc>
-          <w:tcPr>
-            <w:tcW w:w="1966" w:type="pct"/>
-          </w:tcPr>
-          <w:p>
-            <w:pPr>
-              <w:spacing w:line="360" w:lineRule="auto"/>
-              <w:jc w:val="left"/>
-            </w:pPr>
-            <w:r>
-              <w:rPr>
-                <w:rFonts w:hint="eastAsia"/>
-              </w:rPr>
-              <w:t xml:space="preserve">3 </w:t>
-            </w:r>
-            <w:r>
-              <w:rPr>
-                <w:rFonts w:hint="eastAsia"/>
-              </w:rPr>
-              <w:t>月面环境数字孪生建模与仿真</w:t>
-            </w:r>
-          </w:p>
-          <w:p>
-            <w:pPr>
-              <w:pStyle w:val="FirstParagraph"/>
-              <w:rPr>
-                <w:color w:val="000000" w:themeColor="text1"/>
-              </w:rPr>
-            </w:pPr>
-            <w:r>
-              <w:t xml:space="preserve">3.1 </w:t>
-            </w:r>
-            <w:r>
-              <w:rPr>
-                <w:rFonts w:hint="eastAsia"/>
-              </w:rPr>
-              <w:t>月面环境特点与建模需求</w:t>
-            </w:r>
-            <w:r>
-              <w:br/>
-              <w:t xml:space="preserve">3.2 </w:t>
-            </w:r>
-            <w:r>
-              <w:rPr>
-                <w:rFonts w:hint="eastAsia"/>
-              </w:rPr>
-              <w:t>月面地形数字孪生建模</w:t>
-            </w:r>
-            <w:r>
-              <w:br/>
-            </w:r>
-            <w:r>
-              <w:rPr>
-                <w:rFonts w:hint="eastAsia"/>
-              </w:rPr>
-              <w:t xml:space="preserve">    </w:t>
-            </w:r>
-            <w:r>
-              <w:t xml:space="preserve">3.2.1 </w:t>
-            </w:r>
-            <w:r>
-              <w:rPr>
-                <w:rFonts w:hint="eastAsia"/>
-              </w:rPr>
-              <w:t>地形数据获取与处理</w:t>
-            </w:r>
-            <w:r>
-              <w:br/>
-            </w:r>
-            <w:r>
-              <w:rPr>
-                <w:rFonts w:hint="eastAsia"/>
-              </w:rPr>
-              <w:t xml:space="preserve">    </w:t>
-            </w:r>
-            <w:r>
-              <w:t xml:space="preserve">3.2.2 </w:t>
-            </w:r>
-            <w:r>
-              <w:rPr>
-                <w:rFonts w:hint="eastAsia"/>
-              </w:rPr>
-              <w:t>高精度地形模型构建</w:t>
-            </w:r>
-            <w:r>
-              <w:br/>
-            </w:r>
-            <w:r>
-              <w:rPr>
-                <w:rFonts w:hint="eastAsia"/>
-              </w:rPr>
-              <w:t xml:space="preserve"> </w:t>
-            </w:r>
-            <w:r>
-              <w:rPr>
-                <w:rFonts w:hint="eastAsia"/>
-                <w:color w:val="000000" w:themeColor="text1"/>
-              </w:rPr>
-              <w:t xml:space="preserve">  </w:t>
-            </w:r>
-            <w:r>
-              <w:rPr>
-                <w:color w:val="000000" w:themeColor="text1"/>
-              </w:rPr>
-              <w:t xml:space="preserve">3.2.3 </w:t>
-            </w:r>
-            <w:r>
-              <w:rPr>
-                <w:rFonts w:hint="eastAsia"/>
-                <w:color w:val="000000" w:themeColor="text1"/>
-              </w:rPr>
-              <w:t>地形模型动态更新方法</w:t>
-            </w:r>
-          </w:p>
-          <w:p>
-            <w:pPr>
-              <w:pStyle w:val="FirstParagraph"/>
-              <w:rPr>
-                <w:color w:val="000000" w:themeColor="text1"/>
-              </w:rPr>
-            </w:pPr>
-            <w:r>
-              <w:rPr>
-                <w:rFonts w:hint="eastAsia"/>
-                <w:color w:val="000000" w:themeColor="text1"/>
-              </w:rPr>
-              <w:t xml:space="preserve">3.3 </w:t>
-            </w:r>
-            <w:r>
-              <w:rPr>
-                <w:rFonts w:hint="eastAsia"/>
-                <w:color w:val="000000" w:themeColor="text1"/>
-              </w:rPr>
-              <w:t>月壤环境数字孪生建模</w:t>
-            </w:r>
-          </w:p>
-          <w:p>
-            <w:pPr>
-              <w:pStyle w:val="FirstParagraph"/>
-              <w:ind w:firstLineChars="200" w:firstLine="480"/>
-              <w:rPr>
-                <w:color w:val="000000" w:themeColor="text1"/>
-              </w:rPr>
-            </w:pPr>
-            <w:r>
-              <w:rPr>
-                <w:rFonts w:hint="eastAsia"/>
-                <w:color w:val="000000" w:themeColor="text1"/>
-              </w:rPr>
-              <w:t xml:space="preserve">3.3.1 </w:t>
-            </w:r>
-          </w:p>
-          <w:p>
-            <w:pPr>
-              <w:pStyle w:val="FirstParagraph"/>
-              <w:ind w:firstLineChars="200" w:firstLine="480"/>
-            </w:pPr>
-            <w:r>
-              <w:rPr>
-                <w:rFonts w:hint="eastAsia"/>
-                <w:color w:val="000000" w:themeColor="text1"/>
-              </w:rPr>
-              <w:t>3.3.2</w:t>
-            </w:r>
-            <w:r>
-              <w:rPr>
-                <w:color w:val="000000" w:themeColor="text1"/>
-              </w:rPr>
-              <w:br/>
-            </w:r>
-            <w:r>
-              <w:t>3.</w:t>
-            </w:r>
-            <w:r>
-              <w:rPr>
-                <w:rFonts w:hint="eastAsia"/>
-              </w:rPr>
-              <w:t>4</w:t>
-            </w:r>
-            <w:r>
-              <w:rPr>
-                <w:rFonts w:hint="eastAsia"/>
-              </w:rPr>
-              <w:t>月面光照与温度环境仿真</w:t>
-            </w:r>
-            <w:r>
-              <w:br/>
-            </w:r>
-            <w:r>
-              <w:rPr>
-                <w:rFonts w:hint="eastAsia"/>
-              </w:rPr>
-              <w:t xml:space="preserve">    </w:t>
-            </w:r>
-            <w:r>
-              <w:t>3.</w:t>
-            </w:r>
-            <w:r>
-              <w:rPr>
-                <w:rFonts w:hint="eastAsia"/>
-              </w:rPr>
-              <w:t>4</w:t>
-            </w:r>
-            <w:r>
-              <w:t xml:space="preserve">.1 </w:t>
-            </w:r>
-            <w:r>
-              <w:rPr>
-                <w:rFonts w:hint="eastAsia"/>
-              </w:rPr>
-              <w:t>光照环境仿真模型</w:t>
-            </w:r>
-            <w:r>
-              <w:br/>
-            </w:r>
-            <w:r>
-              <w:rPr>
-                <w:rFonts w:hint="eastAsia"/>
-              </w:rPr>
-              <w:t xml:space="preserve">    </w:t>
-            </w:r>
-            <w:r>
-              <w:t>3.</w:t>
-            </w:r>
-            <w:r>
-              <w:rPr>
-                <w:rFonts w:hint="eastAsia"/>
-              </w:rPr>
-              <w:t>4</w:t>
-            </w:r>
-            <w:r>
-              <w:t xml:space="preserve">.2 </w:t>
-            </w:r>
-            <w:r>
-              <w:rPr>
-                <w:rFonts w:hint="eastAsia"/>
-              </w:rPr>
-              <w:t>温度场仿真模型</w:t>
-            </w:r>
-          </w:p>
-          <w:p>
-            <w:pPr>
-              <w:pStyle w:val="FirstParagraph"/>
-            </w:pPr>
-            <w:r>
-              <w:lastRenderedPageBreak/>
-              <w:t xml:space="preserve">3.5 </w:t>
-            </w:r>
-            <w:r>
-              <w:rPr>
-                <w:rFonts w:hint="eastAsia"/>
-              </w:rPr>
-              <w:t>本章小结</w:t>
-            </w:r>
-          </w:p>
-          <w:p>
-            <w:pPr>
-              <w:spacing w:line="360" w:lineRule="auto"/>
-              <w:jc w:val="left"/>
-              <w:rPr>
-                <w:rFonts w:hint="eastAsia"/>
-              </w:rPr>
-            </w:pPr>
-          </w:p>
-        </w:tc>
-        <w:tc>
-          <w:tcPr>
-            <w:tcW w:w="707" w:type="pct"/>
-            <w:vAlign w:val="center"/>
-          </w:tcPr>
-          <w:p>
-            <w:pPr>
-              <w:jc w:val="center"/>
-              <w:rPr>
-                <w:rFonts w:hint="eastAsia"/>
-                <w:sz w:val="24"/>
-                <w:szCs w:val="28"/>
-              </w:rPr>
-            </w:pPr>
-            <w:r>
-              <w:rPr>
-                <w:rFonts w:hint="eastAsia"/>
-                <w:sz w:val="24"/>
-                <w:szCs w:val="28"/>
-              </w:rPr>
-              <w:lastRenderedPageBreak/>
               <w:t>2026-1-30</w:t>
             </w:r>
           </w:p>
@@ -1109,6 +725,307 @@
           </w:tcPr>
           <w:p>
             <w:pPr>
+              <w:spacing w:line="360" w:lineRule="auto"/>
+              <w:jc w:val="left"/>
+            </w:pPr>
+            <w:r>
+              <w:rPr>
+                <w:rFonts w:hint="eastAsia"/>
+              </w:rPr>
+              <w:t xml:space="preserve">3 </w:t>
+            </w:r>
+            <w:r>
+              <w:rPr>
+                <w:rFonts w:hint="eastAsia"/>
+              </w:rPr>
+              <w:t>月面环境数字孪生建模与仿真</w:t>
+            </w:r>
+          </w:p>
+          <w:p>
+            <w:pPr>
+              <w:pStyle w:val="FirstParagraph"/>
+              <w:rPr>
+                <w:color w:val="000000" w:themeColor="text1"/>
+              </w:rPr>
+            </w:pPr>
+            <w:r>
+              <w:t xml:space="preserve">3.1 </w:t>
+            </w:r>
+            <w:r>
+              <w:rPr>
+                <w:rFonts w:hint="eastAsia"/>
+              </w:rPr>
+              <w:t>月面环境特点与建模需求</w:t>
+            </w:r>
+            <w:r>
+              <w:br/>
+              <w:t xml:space="preserve">3.2 </w:t>
+            </w:r>
+            <w:r>
+              <w:rPr>
+                <w:rFonts w:hint="eastAsia"/>
+              </w:rPr>
+              <w:t>月面地形数字孪生建模</w:t>
+            </w:r>
+            <w:r>
+              <w:br/>
+            </w:r>
+            <w:r>
+              <w:rPr>
+                <w:rFonts w:hint="eastAsia"/>
+              </w:rPr>
+              <w:t xml:space="preserve">    </w:t>
+            </w:r>
+            <w:r>
+              <w:t xml:space="preserve">3.2.1 </w:t>
+            </w:r>
+            <w:r>
+              <w:rPr>
+                <w:rFonts w:hint="eastAsia"/>
+              </w:rPr>
+              <w:t>地形数据获取与处理</w:t>
+            </w:r>
+            <w:r>
+              <w:br/>
+            </w:r>
+            <w:r>
+              <w:rPr>
+                <w:rFonts w:hint="eastAsia"/>
+              </w:rPr>
+              <w:t xml:space="preserve">    </w:t>
+            </w:r>
+            <w:r>
+              <w:t xml:space="preserve">3.2.2 </w:t>
+            </w:r>
+            <w:r>
+              <w:rPr>
+                <w:rFonts w:hint="eastAsia"/>
+                <w:highlight w:val="yellow"/>
+              </w:rPr>
+              <w:t>高精度</w:t>
+            </w:r>
+            <w:r>
+              <w:rPr>
+                <w:rFonts w:hint="eastAsia"/>
+              </w:rPr>
+              <w:t>地形模型构建</w:t>
+            </w:r>
+            <w:r>
+              <w:br/>
+            </w:r>
+            <w:r>
+              <w:rPr>
+                <w:rFonts w:hint="eastAsia"/>
+              </w:rPr>
+              <w:t xml:space="preserve"> </w:t>
+            </w:r>
+            <w:r>
+              <w:rPr>
+                <w:rFonts w:hint="eastAsia"/>
+                <w:color w:val="000000" w:themeColor="text1"/>
+              </w:rPr>
+              <w:t xml:space="preserve">  </w:t>
+            </w:r>
+            <w:r>
+              <w:rPr>
+                <w:color w:val="000000" w:themeColor="text1"/>
+              </w:rPr>
+              <w:t xml:space="preserve">3.2.3 </w:t>
+            </w:r>
+            <w:r>
+              <w:rPr>
+                <w:rFonts w:hint="eastAsia"/>
+                <w:color w:val="000000" w:themeColor="text1"/>
+              </w:rPr>
+              <w:t>地形模型动态更新方法</w:t>
+            </w:r>
+          </w:p>
+          <w:p>
+            <w:pPr>
+              <w:pStyle w:val="FirstParagraph"/>
+              <w:rPr>
+                <w:color w:val="000000" w:themeColor="text1"/>
+              </w:rPr>
+            </w:pPr>
+            <w:r>
+              <w:rPr>
+                <w:rFonts w:hint="eastAsia"/>
+                <w:color w:val="000000" w:themeColor="text1"/>
+              </w:rPr>
+              <w:t xml:space="preserve">3.3 </w:t>
+            </w:r>
+            <w:r>
+              <w:rPr>
+                <w:rFonts w:hint="eastAsia"/>
+                <w:color w:val="000000" w:themeColor="text1"/>
+              </w:rPr>
+              <w:t>月壤环境数字孪生建模</w:t>
+            </w:r>
+          </w:p>
+          <w:p>
+            <w:pPr>
+              <w:pStyle w:val="FirstParagraph"/>
+              <w:ind w:firstLineChars="200" w:firstLine="480"/>
+              <w:rPr>
+                <w:color w:val="000000" w:themeColor="text1"/>
+              </w:rPr>
+            </w:pPr>
+            <w:r>
+              <w:rPr>
+                <w:rFonts w:hint="eastAsia"/>
+                <w:color w:val="000000" w:themeColor="text1"/>
+              </w:rPr>
+              <w:t xml:space="preserve">3.3.1 </w:t>
+            </w:r>
+          </w:p>
+          <w:p>
+            <w:pPr>
+              <w:pStyle w:val="FirstParagraph"/>
+              <w:ind w:firstLineChars="200" w:firstLine="480"/>
+            </w:pPr>
+            <w:r>
+              <w:rPr>
+                <w:rFonts w:hint="eastAsia"/>
+                <w:color w:val="000000" w:themeColor="text1"/>
+              </w:rPr>
+              <w:t>3.3.2</w:t>
+            </w:r>
+            <w:r>
+              <w:rPr>
+                <w:color w:val="000000" w:themeColor="text1"/>
+              </w:rPr>
+              <w:br/>
+            </w:r>
+            <w:r>
+              <w:t>3.</w:t>
+            </w:r>
+            <w:r>
+              <w:rPr>
+                <w:rFonts w:hint="eastAsia"/>
+              </w:rPr>
+              <w:t>4</w:t>
+            </w:r>
+            <w:r>
+              <w:rPr>
+                <w:rFonts w:hint="eastAsia"/>
+              </w:rPr>
+              <w:t>月面光照与温度环境仿真</w:t>
+            </w:r>
+            <w:r>
+              <w:br/>
+            </w:r>
+            <w:r>
+              <w:rPr>
+                <w:rFonts w:hint="eastAsia"/>
+              </w:rPr>
+              <w:t xml:space="preserve">    </w:t>
+            </w:r>
+            <w:r>
+              <w:t>3.</w:t>
+            </w:r>
+            <w:r>
+              <w:rPr>
+                <w:rFonts w:hint="eastAsia"/>
+              </w:rPr>
+              <w:t>4</w:t>
+            </w:r>
+            <w:r>
+              <w:t xml:space="preserve">.1 </w:t>
+            </w:r>
+            <w:r>
+              <w:rPr>
+                <w:rFonts w:hint="eastAsia"/>
+              </w:rPr>
+              <w:t>光照环境仿真模型</w:t>
+            </w:r>
+            <w:r>
+              <w:br/>
+            </w:r>
+            <w:r>
+              <w:rPr>
+                <w:rFonts w:hint="eastAsia"/>
+              </w:rPr>
+              <w:t xml:space="preserve">    </w:t>
+            </w:r>
+            <w:r>
+              <w:t>3.</w:t>
+            </w:r>
+            <w:r>
+              <w:rPr>
+                <w:rFonts w:hint="eastAsia"/>
+              </w:rPr>
+              <w:t>4</w:t>
+            </w:r>
+            <w:r>
+              <w:t xml:space="preserve">.2 </w:t>
+            </w:r>
+            <w:r>
+              <w:rPr>
+                <w:rFonts w:hint="eastAsia"/>
+              </w:rPr>
+              <w:t>温度场仿真模型</w:t>
+            </w:r>
+          </w:p>
+          <w:p>
+            <w:pPr>
+              <w:pStyle w:val="FirstParagraph"/>
+            </w:pPr>
+            <w:r>
+              <w:lastRenderedPageBreak/>
+              <w:t xml:space="preserve">3.5 </w:t>
+            </w:r>
+            <w:r>
+              <w:rPr>
+                <w:rFonts w:hint="eastAsia"/>
+              </w:rPr>
+              <w:t>本章小结</w:t>
+            </w:r>
+          </w:p>
+          <w:p>
+            <w:pPr>
+              <w:spacing w:line="360" w:lineRule="auto"/>
+              <w:jc w:val="left"/>
+            </w:pPr>
+          </w:p>
+        </w:tc>
+        <w:tc>
+          <w:tcPr>
+            <w:tcW w:w="707" w:type="pct"/>
+            <w:vAlign w:val="center"/>
+          </w:tcPr>
+          <w:p>
+            <w:pPr>
+              <w:jc w:val="center"/>
+              <w:rPr>
+                <w:sz w:val="24"/>
+                <w:szCs w:val="28"/>
+              </w:rPr>
+            </w:pPr>
+            <w:r>
+              <w:rPr>
+                <w:rFonts w:hint="eastAsia"/>
+                <w:sz w:val="24"/>
+                <w:szCs w:val="28"/>
+              </w:rPr>
+              <w:lastRenderedPageBreak/>
+              <w:t>2026-1-30</w:t>
+            </w:r>
+          </w:p>
+        </w:tc>
+      </w:tr>
+      <w:tr>
+        <w:tc>
+          <w:tcPr>
+            <w:tcW w:w="2327" w:type="pct"/>
+          </w:tcPr>
+          <w:p/>
+        </w:tc>
+        <w:tc>
+          <w:tcPr>
+            <w:tcW w:w="1966" w:type="pct"/>
+          </w:tcPr>
+          <w:p>
+            <w:pPr>
               <w:pStyle w:val="3"/>
               <w:rPr>
                 <w:rFonts w:asciiTheme="minorHAnsi" w:eastAsiaTheme="minorEastAsia" w:hAnsiTheme="minorHAnsi" w:cstheme="minorBidi"/>
@@ -1580,13 +1497,7 @@
             <w:tcW w:w="1966" w:type="pct"/>
           </w:tcPr>
           <w:p/>
-          <w:p>
-            <w:pPr>
-              <w:rPr>
-                <w:rFonts w:hint="eastAsia"/>
-              </w:rPr>
-            </w:pPr>
-          </w:p>
+          <w:p/>
         </w:tc>
         <w:tc>
           <w:tcPr>
@@ -1974,22 +1885,11 @@
             </w:r>
           </w:p>
           <w:p>
-            <w:pPr>
-              <w:rPr>
-                <w:rFonts w:hint="eastAsia"/>
-              </w:rPr>
-            </w:pPr>
-            <w:r>
-              <w:rPr>
-                <w:rFonts w:hint="eastAsia"/>
-              </w:rPr>
-              <w:t>7</w:t>
-            </w:r>
-            <w:r>
-              <w:rPr>
-                <w:rFonts w:hint="eastAsia"/>
-              </w:rPr>
-              <w:t xml:space="preserve">.1 </w:t>
+            <w:r>
+              <w:rPr>
+                <w:rFonts w:hint="eastAsia"/>
+              </w:rPr>
+              <w:t xml:space="preserve">7.1 </w:t>
             </w:r>
             <w:r>
               <w:rPr>
@@ -2005,22 +1905,11 @@
             </w:r>
           </w:p>
           <w:p>
-            <w:pPr>
-              <w:rPr>
-                <w:rFonts w:hint="eastAsia"/>
-              </w:rPr>
-            </w:pPr>
-            <w:r>
-              <w:rPr>
-                <w:rFonts w:hint="eastAsia"/>
-              </w:rPr>
-              <w:t>7</w:t>
-            </w:r>
-            <w:r>
-              <w:rPr>
-                <w:rFonts w:hint="eastAsia"/>
-              </w:rPr>
-              <w:t xml:space="preserve">.2 </w:t>
+            <w:r>
+              <w:rPr>
+                <w:rFonts w:hint="eastAsia"/>
+              </w:rPr>
+              <w:t xml:space="preserve">7.2 </w:t>
             </w:r>
             <w:r>
               <w:rPr>
@@ -2040,13 +1929,7 @@
               <w:rPr>
                 <w:rFonts w:hint="eastAsia"/>
               </w:rPr>
-              <w:t>7</w:t>
-            </w:r>
-            <w:r>
-              <w:rPr>
-                <w:rFonts w:hint="eastAsia"/>
-              </w:rPr>
-              <w:t xml:space="preserve">.3 </w:t>
+              <w:t xml:space="preserve">7.3 </w:t>
             </w:r>
             <w:r>
               <w:rPr>
